--- a/Design/Early Locomotion Feature Catalogue.docx
+++ b/Design/Early Locomotion Feature Catalogue.docx
@@ -27,17 +27,16 @@
       </w:r>
     </w:p>
     <w:p>
-      <w:r>
-        <w:rPr>
-          <w:b w:val="0"/>
-        </w:rPr>
-        <w:t>Derived from the current local project files on 1 October 2026</w:t>
+      <w:pPr/>
+      <w:r>
+        <w:t>Derived from the current local project files on 2 October 2026</w:t>
       </w:r>
     </w:p>
     <w:p>
       <w:bookmarkStart w:id="1" w:name="feature_1"/>
       <w:pPr>
         <w:pStyle w:val="Heading1"/>
+        <w:keepNext/>
       </w:pPr>
       <w:r>
         <w:t>Introduction</w:t>
@@ -48,6 +47,7 @@
       <w:bookmarkStart w:id="2" w:name="feature_2"/>
       <w:pPr>
         <w:pStyle w:val="Heading2"/>
+        <w:keepNext/>
       </w:pPr>
       <w:r>
         <w:t>What Early Locomotion is</w:t>
@@ -77,6 +77,7 @@
       <w:bookmarkStart w:id="3" w:name="feature_3"/>
       <w:pPr>
         <w:pStyle w:val="Heading2"/>
+        <w:keepNext/>
       </w:pPr>
       <w:r>
         <w:t>Authority and companion documents</w:t>
@@ -106,6 +107,7 @@
       <w:bookmarkStart w:id="4" w:name="feature_4"/>
       <w:pPr>
         <w:pStyle w:val="Heading2"/>
+        <w:keepNext/>
       </w:pPr>
       <w:r>
         <w:t>Reading the statuses</w:t>
@@ -194,6 +196,7 @@
       <w:bookmarkStart w:id="5" w:name="feature_5"/>
       <w:pPr>
         <w:pStyle w:val="Heading2"/>
+        <w:keepNext/>
       </w:pPr>
       <w:r>
         <w:t>How to navigate</w:t>
@@ -215,6 +218,7 @@
       <w:bookmarkStart w:id="6" w:name="feature_6"/>
       <w:pPr>
         <w:pStyle w:val="Heading1"/>
+        <w:keepNext/>
       </w:pPr>
       <w:r>
         <w:t>1 The steam railway core</w:t>
@@ -225,6 +229,7 @@
       <w:bookmarkStart w:id="7" w:name="feature_7"/>
       <w:pPr>
         <w:pStyle w:val="Heading2"/>
+        <w:keepNext/>
       </w:pPr>
       <w:r>
         <w:t>Conventional two rail track</w:t>
@@ -262,6 +267,7 @@
       <w:bookmarkStart w:id="8" w:name="feature_8"/>
       <w:pPr>
         <w:pStyle w:val="Heading2"/>
+        <w:keepNext/>
       </w:pPr>
       <w:r>
         <w:t>Steam operating identity and progressive introduction</w:t>
@@ -291,6 +297,7 @@
       <w:bookmarkStart w:id="9" w:name="feature_9"/>
       <w:pPr>
         <w:pStyle w:val="Heading2"/>
+        <w:keepNext/>
       </w:pPr>
       <w:r>
         <w:t>Small locomotives</w:t>
@@ -320,6 +327,7 @@
       <w:bookmarkStart w:id="10" w:name="feature_10"/>
       <w:pPr>
         <w:pStyle w:val="Heading2"/>
+        <w:keepNext/>
       </w:pPr>
       <w:r>
         <w:t>Medium locomotives</w:t>
@@ -349,6 +357,7 @@
       <w:bookmarkStart w:id="11" w:name="feature_11"/>
       <w:pPr>
         <w:pStyle w:val="Heading2"/>
+        <w:keepNext/>
       </w:pPr>
       <w:r>
         <w:t>Large locomotives</w:t>
@@ -378,6 +387,7 @@
       <w:bookmarkStart w:id="12" w:name="feature_12"/>
       <w:pPr>
         <w:pStyle w:val="Heading2"/>
+        <w:keepNext/>
       </w:pPr>
       <w:r>
         <w:t>Individual statistics and illustrative train sizes</w:t>
@@ -407,6 +417,7 @@
       <w:bookmarkStart w:id="13" w:name="feature_13"/>
       <w:pPr>
         <w:pStyle w:val="Heading2"/>
+        <w:keepNext/>
       </w:pPr>
       <w:r>
         <w:t>Wagons</w:t>
@@ -436,6 +447,7 @@
       <w:bookmarkStart w:id="14" w:name="feature_14"/>
       <w:pPr>
         <w:pStyle w:val="Heading2"/>
+        <w:keepNext/>
       </w:pPr>
       <w:r>
         <w:t>Normal and auxiliary tenders</w:t>
@@ -462,9 +474,188 @@
       </w:r>
     </w:p>
     <w:p>
+      <w:pPr>
+        <w:pStyle w:val="Heading2"/>
+        <w:keepNext/>
+      </w:pPr>
+      <w:r>
+        <w:t>Locomotive identity and running numbers — a Core feature</w:t>
+      </w:r>
+    </w:p>
+    <w:p>
+      <w:pPr>
+        <w:keepLines/>
+      </w:pPr>
+      <w:r>
+        <w:t>Running numbers make ordinary class members recognisable as individual fleet machines. They support identification and timetables without turning every normal engine into a named historical celebrity. This Core feature serves both Core and expansion normal locomotives; prestige VIPs have a different fixed-identity treatment described in the historical-content chapter.</w:t>
+      </w:r>
+    </w:p>
+    <w:p>
+      <w:pPr>
+        <w:pStyle w:val="Heading3"/>
+        <w:keepNext/>
+      </w:pPr>
+      <w:r>
+        <w:t>Normal locomotives and permanent Fleet Identity — Agreed</w:t>
+      </w:r>
+    </w:p>
+    <w:p>
+      <w:pPr>
+        <w:keepLines/>
+      </w:pPr>
+      <w:r>
+        <w:t>Visible running numbers are a Core feature for both Core and expansion normal locomotives. Normal locomotives represent class members, receive generated historically plausible numbers and normally have no individual names. A number is assigned after successful placement; the build hologram does not need a permanent final number. The lifecycle hook/event remains TECHNICAL VERIFICATION NEEDED.</w:t>
+      </w:r>
+    </w:p>
+    <w:p>
+      <w:pPr/>
+      <w:r>
+        <w:t>Every normal locomotive receives a permanent hidden Fleet Identity, distinct from its visible running number. It survives repainting, livery changes, regional transformations and renumbering. Dismantling/deletion destroys that identity; a new placement receives a new identity. Exact persistence/storage remains OQ28. The word registry/database does not require SQL or an external database.</w:t>
+      </w:r>
+    </w:p>
+    <w:p>
+      <w:pPr>
+        <w:pStyle w:val="Heading3"/>
+        <w:keepNext/>
+      </w:pPr>
+      <w:r>
+        <w:t>Regional number mappings — Agreed</w:t>
+      </w:r>
+    </w:p>
+    <w:p>
+      <w:pPr>
+        <w:keepLines/>
+      </w:pPr>
+      <w:r>
+        <w:t>One Fleet Identity may store separate visible-number mappings for its regional identities. British → North American → British restores the previous British number rather than generating a fresh one each round trip. Manual renumbering within a region updates that region's stored mapping: a player changing 47298 to 47111 returns to Britain with 47111. These numbers illustrate persistence, not verified class-number datasets.</w:t>
+      </w:r>
+    </w:p>
+    <w:p>
+      <w:pPr/>
+      <w:r>
+        <w:t>A genuine Core regional transformation uses the destination region's stored/generated number and retains Fleet Identity and previous mappings. If an expansion locomotive cannot transform because no valid corresponding owned destination locomotive is available, it retains its existing regional identity, presentation and number; no new destination number is allocated. Livery changes alone never assign a new number. Explicit numbering-mode changes, region/class transformations and manual renumbering are number-change events; their technical implementation remains open.</w:t>
+      </w:r>
+    </w:p>
+    <w:p>
+      <w:pPr>
+        <w:pStyle w:val="Heading3"/>
+        <w:keepNext/>
+      </w:pPr>
+      <w:r>
+        <w:t>World numbering modes — Agreed</w:t>
+      </w:r>
+    </w:p>
+    <w:p>
+      <w:pPr>
+        <w:keepLines/>
+      </w:pPr>
+      <w:r>
+        <w:t>Core provides a world-level choice between Standardised and Historical Operator numbering. Standardised uses a consistent later/common scheme appropriate to that region; BR-style standardisation is a likely British reference baseline, not an approved dataset. Historical Operator uses researched operator/class-specific rules; GWR, LMS, LNER, Southern and BR are British examples, not complete data. The setting affects eligible locomotives across the world, rather than giving each normal engine an independent regime by default. The railway assistant should explain the choice when introduced; exact dialogue remains future writing work.</w:t>
+      </w:r>
+    </w:p>
+    <w:p>
+      <w:pPr/>
+      <w:r>
+        <w:t>Changing mode alters only system-controlled/class-specific structure as required and preserves player-selected digits wherever valid. If a destination scheme cannot support the prior structure, adjust/remove incompatible scheme-controlled structure while preserving user-controlled content where possible. A controlled portion need not literally be a prefix. The system must protect class/scheme structure. Exact conversions and datasets remain OQ29.</w:t>
+      </w:r>
+    </w:p>
+    <w:p>
+      <w:pPr>
+        <w:pStyle w:val="Heading3"/>
+        <w:keepNext/>
+      </w:pPr>
+      <w:r>
+        <w:t>Unique allocation, release and overflow — Agreed</w:t>
+      </w:r>
+    </w:p>
+    <w:p>
+      <w:pPr>
+        <w:keepLines/>
+      </w:pPr>
+      <w:r>
+        <w:t>Normal numbers must be historically plausible, not one-to-one recreations of real individual machines. Generation follows researched class blocks, operator ranges, controlled portions, formats and meaningful ordering rules. Produce a valid candidate, check the active registry, reject/retry a reserved candidate and reserve a valid number. Two active normal locomotives cannot share a visible number in the relevant numbering pool/domain; whether that domain is class, operator, region or a broader scheme remains OQ29.</w:t>
+      </w:r>
+    </w:p>
+    <w:p>
+      <w:pPr/>
+      <w:r>
+        <w:t>Dismantling/deletion releases the active reservation, allowing later reuse; the save does not permanently retire every allocated number. Exhausting a plausible historical pool must not block placement: use explicit, unique, visibly non-historical overflow allocation. X-00001 / X-00002 are examples only; the final prefix/format remains open.</w:t>
+      </w:r>
+    </w:p>
+    <w:p>
+      <w:pPr/>
+      <w:r>
+        <w:t>Construction order, a save-local sequence or another internal ordering mechanism may inform schemes where historical age/order matters. This remains Open Question OQ29; Satisfactory playtime is not currently a historical calendar. Per-class research determines whether ordering matters.</w:t>
+      </w:r>
+    </w:p>
+    <w:p>
+      <w:pPr>
+        <w:pStyle w:val="Heading3"/>
+        <w:keepNext/>
+      </w:pPr>
+      <w:r>
+        <w:t>Manual renumbering — Agreed</w:t>
+      </w:r>
+    </w:p>
+    <w:p>
+      <w:pPr>
+        <w:keepLines/>
+      </w:pPr>
+      <w:r>
+        <w:t>Manual renumbering is a customisation feature enabled by a cheap AWESOME Shop-style unlock. Afterwards the player may edit permitted number portions; duplicates are rejected and scheme-controlled portions enforced. A manual value is retained in its regional mapping, including through return visits to that region. Later numbering-scheme changes preserve player-controlled digits where valid. Exact unlock cost, UI and technical integration remain OQ30.</w:t>
+      </w:r>
+    </w:p>
+    <w:p>
+      <w:pPr>
+        <w:pStyle w:val="Heading3"/>
+        <w:keepNext/>
+      </w:pPr>
+      <w:r>
+        <w:t>Number presentation and fleet search — Agreed direction</w:t>
+      </w:r>
+    </w:p>
+    <w:p>
+      <w:pPr>
+        <w:keepLines/>
+      </w:pPr>
+      <w:r>
+        <w:t>Display numbers in historically appropriate/canonical locations defined per locomotive class/model: possible surfaces include smokebox/front, tanks, cab, tender or bunker. Do not use a universal decal/socket transform or visually impossible placements. Painted/displayed numbering is the consistent simplification; reproducing physical brass/cast-plate manufacture is not a universal requirement. Exact locations/transforms belong in model asset data and require research.</w:t>
+      </w:r>
+    </w:p>
+    <w:p>
+      <w:pPr/>
+      <w:r>
+        <w:t>The visible number forms part of player-facing identity; [Class] — No. [Running Number] is an example format only. Fleet management, train/timetable identity, map search and locomotive lists are possible uses; the hidden Fleet Identity remains internal. Players should be able to search/filter locomotives/trains by running number and class. Desired map behaviour keeps matches prominent and dulls non-matches; list/sidebar behaviour filters non-matching entries out. 92214 and 9F illustrate specific-engine versus class searches, not a fixed UI specification. Exact UI integration remains OQ30, TECHNICAL VERIFICATION NEEDED.</w:t>
+      </w:r>
+    </w:p>
+    <w:p>
+      <w:pPr>
+        <w:pStyle w:val="Heading3"/>
+        <w:keepNext/>
+      </w:pPr>
+      <w:r>
+        <w:t>Historical numbering research and cards</w:t>
+      </w:r>
+    </w:p>
+    <w:p>
+      <w:pPr>
+        <w:keepLines/>
+      </w:pPr>
+      <w:r>
+        <w:t>Agreed research discipline: each supported region requires its own verified conventions. Do not transpose British logic onto North American, German/Central European, French, Japanese or other future regions; these examples do not approve a launch-region list. Do not force every operator into one arithmetic rule. On selecting each production class, research and record historical ranges, operator conventions, nationalisation/renumbering treatment, blocks/controlled portions, construction-order significance, number placement, livery compatibility and exceptions in a structured per-locomotive definition suitable for later implementation. LNER/GWR and others may need bespoke logic. User screenshots are supporting references until independently verified, not sufficient hardcoding evidence.</w:t>
+      </w:r>
+    </w:p>
+    <w:p>
+      <w:pPr/>
+      <w:r>
+        <w:t>Proposed: historical build cards may show a small secondary numbering note covering typical series, operator convention or class-range structure. Normal cards should not become full historical registries. Exact per-class data and algorithms remain OQ29.</w:t>
+      </w:r>
+    </w:p>
+    <w:p>
       <w:bookmarkStart w:id="15" w:name="feature_15"/>
       <w:pPr>
         <w:pStyle w:val="Heading1"/>
+        <w:keepNext/>
       </w:pPr>
       <w:r>
         <w:t>2 Coal water and range</w:t>
@@ -475,6 +666,7 @@
       <w:bookmarkStart w:id="16" w:name="feature_16"/>
       <w:pPr>
         <w:pStyle w:val="Heading2"/>
+        <w:keepNext/>
       </w:pPr>
       <w:r>
         <w:t>Coal and fuel efficiency</w:t>
@@ -504,6 +696,7 @@
       <w:bookmarkStart w:id="17" w:name="feature_17"/>
       <w:pPr>
         <w:pStyle w:val="Heading2"/>
+        <w:keepNext/>
       </w:pPr>
       <w:r>
         <w:t>Water as the tighter limit</w:t>
@@ -533,6 +726,7 @@
       <w:bookmarkStart w:id="18" w:name="feature_18"/>
       <w:pPr>
         <w:pStyle w:val="Heading2"/>
+        <w:keepNext/>
       </w:pPr>
       <w:r>
         <w:t>Consumption follows the work</w:t>
@@ -562,6 +756,7 @@
       <w:bookmarkStart w:id="19" w:name="feature_19"/>
       <w:pPr>
         <w:pStyle w:val="Heading2"/>
+        <w:keepNext/>
       </w:pPr>
       <w:r>
         <w:t>Depletion and route choices</w:t>
@@ -591,6 +786,7 @@
       <w:bookmarkStart w:id="20" w:name="feature_20"/>
       <w:pPr>
         <w:pStyle w:val="Heading1"/>
+        <w:keepNext/>
       </w:pPr>
       <w:r>
         <w:t>3 Stations and servicing</w:t>
@@ -601,6 +797,7 @@
       <w:bookmarkStart w:id="21" w:name="feature_21"/>
       <w:pPr>
         <w:pStyle w:val="Heading2"/>
+        <w:keepNext/>
       </w:pPr>
       <w:r>
         <w:t>Main steam stations</w:t>
@@ -630,6 +827,7 @@
       <w:bookmarkStart w:id="22" w:name="feature_22"/>
       <w:pPr>
         <w:pStyle w:val="Heading2"/>
+        <w:keepNext/>
       </w:pPr>
       <w:r>
         <w:t>The arrival and visible service sequence</w:t>
@@ -659,6 +857,7 @@
       <w:bookmarkStart w:id="23" w:name="feature_23"/>
       <w:pPr>
         <w:pStyle w:val="Heading2"/>
+        <w:keepNext/>
       </w:pPr>
       <w:r>
         <w:t>Model specific service targets</w:t>
@@ -688,6 +887,7 @@
       <w:bookmarkStart w:id="24" w:name="feature_24"/>
       <w:pPr>
         <w:pStyle w:val="Heading2"/>
+        <w:keepNext/>
       </w:pPr>
       <w:r>
         <w:t>Dwell and transfer rates</w:t>
@@ -717,6 +917,7 @@
       <w:bookmarkStart w:id="25" w:name="feature_25"/>
       <w:pPr>
         <w:pStyle w:val="Heading2"/>
+        <w:keepNext/>
       </w:pPr>
       <w:r>
         <w:t>Independent service points</w:t>
@@ -746,6 +947,7 @@
       <w:bookmarkStart w:id="26" w:name="feature_26"/>
       <w:pPr>
         <w:pStyle w:val="Heading2"/>
+        <w:keepNext/>
       </w:pPr>
       <w:r>
         <w:t>Servicing shapes the railway</w:t>
@@ -767,6 +969,7 @@
       <w:bookmarkStart w:id="27" w:name="feature_27"/>
       <w:pPr>
         <w:pStyle w:val="Heading1"/>
+        <w:keepNext/>
       </w:pPr>
       <w:r>
         <w:t>4 Signalling and signal boxes</w:t>
@@ -777,6 +980,7 @@
       <w:bookmarkStart w:id="28" w:name="feature_28"/>
       <w:pPr>
         <w:pStyle w:val="Heading2"/>
+        <w:keepNext/>
       </w:pPr>
       <w:r>
         <w:t>Semaphores and blocks</w:t>
@@ -806,6 +1010,7 @@
       <w:bookmarkStart w:id="29" w:name="feature_29"/>
       <w:pPr>
         <w:pStyle w:val="Heading2"/>
+        <w:keepNext/>
       </w:pPr>
       <w:r>
         <w:t>Signal boxes and the control territory</w:t>
@@ -835,6 +1040,7 @@
       <w:bookmarkStart w:id="30" w:name="feature_30"/>
       <w:pPr>
         <w:pStyle w:val="Heading2"/>
+        <w:keepNext/>
       </w:pPr>
       <w:r>
         <w:t>Limits and testing examples</w:t>
@@ -864,6 +1070,7 @@
       <w:bookmarkStart w:id="31" w:name="feature_31"/>
       <w:pPr>
         <w:pStyle w:val="Heading2"/>
+        <w:keepNext/>
       </w:pPr>
       <w:r>
         <w:t>Generated mechanical rods and wires</w:t>
@@ -893,6 +1100,7 @@
       <w:bookmarkStart w:id="32" w:name="feature_32"/>
       <w:pPr>
         <w:pStyle w:val="Heading2"/>
+        <w:keepNext/>
       </w:pPr>
       <w:r>
         <w:t>Perceptual plausibility rather than full transmission</w:t>
@@ -922,6 +1130,7 @@
       <w:bookmarkStart w:id="33" w:name="feature_33"/>
       <w:pPr>
         <w:pStyle w:val="Heading2"/>
+        <w:keepNext/>
       </w:pPr>
       <w:r>
         <w:t>Junctions overlap and equipment coverage</w:t>
@@ -951,6 +1160,7 @@
       <w:bookmarkStart w:id="34" w:name="feature_34"/>
       <w:pPr>
         <w:pStyle w:val="Heading1"/>
+        <w:keepNext/>
       </w:pPr>
       <w:r>
         <w:t>5 The regional railway system</w:t>
@@ -961,6 +1171,7 @@
       <w:bookmarkStart w:id="35" w:name="feature_35"/>
       <w:pPr>
         <w:pStyle w:val="Heading2"/>
+        <w:keepNext/>
       </w:pPr>
       <w:r>
         <w:t>One world and save level style</w:t>
@@ -972,10 +1183,7 @@
         <w:keepLines/>
       </w:pPr>
       <w:r>
-        <w:rPr>
-          <w:b w:val="0"/>
-        </w:rPr>
-        <w:t>Agreed region is a world/save setting, not a per-player visual preference. Shared infrastructure appearing differently to different players would confuse multiplayer. Normal Core rolling stock follows one regional world style, rather than routinely mixing regions or duplicating equivalent British/American wagon buildables solely to let players select appearance.</w:t>
+        <w:t>Agreed region is a world/save setting, not a per-player visual preference. Shared infrastructure appearing differently to different players would confuse multiplayer. Normal Core regional selection follows one world style. Connected wagons follow their controlling locomotive as described below; equivalent British/American wagon buildables are not duplicated solely for appearance.</w:t>
       </w:r>
     </w:p>
     <w:p>
@@ -990,6 +1198,7 @@
       <w:bookmarkStart w:id="36" w:name="feature_36"/>
       <w:pPr>
         <w:pStyle w:val="Heading2"/>
+        <w:keepNext/>
       </w:pPr>
       <w:r>
         <w:t>Supported regions and regional equivalents</w:t>
@@ -1019,6 +1228,7 @@
       <w:bookmarkStart w:id="37" w:name="feature_37"/>
       <w:pPr>
         <w:pStyle w:val="Heading2"/>
+        <w:keepNext/>
       </w:pPr>
       <w:r>
         <w:t>Mechanical character and wagon balance</w:t>
@@ -1048,6 +1258,7 @@
       <w:bookmarkStart w:id="38" w:name="feature_38"/>
       <w:pPr>
         <w:pStyle w:val="Heading2"/>
+        <w:keepNext/>
       </w:pPr>
       <w:r>
         <w:t>Infrastructure appearance and existing objects</w:t>
@@ -1074,14 +1285,36 @@
       </w:r>
     </w:p>
     <w:p>
-      <w:bookmarkStart w:id="39" w:name="feature_39"/>
       <w:pPr>
         <w:pStyle w:val="Heading2"/>
-      </w:pPr>
-      <w:r>
-        <w:t>Region switching remains unresolved</w:t>
-      </w:r>
-      <w:bookmarkEnd w:id="39"/>
+        <w:keepNext/>
+      </w:pPr>
+      <w:r>
+        <w:t>A coherent consist follows its controlling locomotive</w:t>
+      </w:r>
+    </w:p>
+    <w:p>
+      <w:pPr>
+        <w:keepLines/>
+      </w:pPr>
+      <w:r>
+        <w:t>Agreed connected wagon presentation follows the controlling / lead locomotive’s regional identity. A British locomotive controlling the train gives its wagons British presentation; a North American controlling locomotive gives North American presentation. Once disconnected from a locomotive, a wagon follows the global world style. This preserves a coherent rolling-stock appearance while supporting regional mass/balance without extra regional buildables.</w:t>
+      </w:r>
+    </w:p>
+    <w:p>
+      <w:pPr/>
+      <w:r>
+        <w:t>“Lead” is not a front-most mesh rule. Determining control for multiple locomotives, double-heading, banking, coupling/uncoupling, timetable ownership and multiple-unit operation needs technical verification. Live reskins, cargo/resource preservation, mass/data migration, saving, replication and performance remain open. The presentation outcome is approved; no implementation or automatic cargo-preservation mechanism is claimed.</w:t>
+      </w:r>
+    </w:p>
+    <w:p>
+      <w:pPr>
+        <w:pStyle w:val="Heading2"/>
+        <w:keepNext/>
+      </w:pPr>
+      <w:r>
+        <w:t>Regional switching: approved fallback, open implementation</w:t>
+      </w:r>
     </w:p>
     <w:p>
       <w:pPr>
@@ -1095,17 +1328,22 @@
       </w:r>
     </w:p>
     <w:p>
-      <w:r>
-        <w:rPr>
-          <w:b w:val="0"/>
-        </w:rPr>
-        <w:t>OQ23 separately covers expansion-exclusive locomotives. A British pack engine may still exist after the world switches to North American without that pack. The design has not chosen retention, restriction, transformation or a fallback engine. With several packs owned, equivalent-class transformation is also open; regional rosters must not be forced into identical structures merely to make mapping easier.</w:t>
+      <w:pPr/>
+      <w:r>
+        <w:t>Agreed an expansion locomotive without a valid corresponding owned destination locomotive stays as it is: current regional/national identity, presentation and running number are retained. Core or other stock with valid replacements can still transform. Thus a British expansion engine can remain British after a North American world switch when no valid owned counterpart exists; its connected wagon presentation still follows the controlling engine. “No nationality change → no new VISA” is a design joke, not required UI text.</w:t>
+      </w:r>
+    </w:p>
+    <w:p>
+      <w:pPr/>
+      <w:r>
+        <w:t>OQ23 retains valid correspondence, technical transformations when available, migration and advanced-infrastructure asset fallback. Regional expansion fleets need not have matching role counts or artificial class equivalents. The high-level failed-switch outcome is resolved; its technical delivery is not.</w:t>
       </w:r>
     </w:p>
     <w:p>
       <w:bookmarkStart w:id="40" w:name="feature_40"/>
       <w:pPr>
         <w:pStyle w:val="Heading1"/>
+        <w:keepNext/>
       </w:pPr>
       <w:r>
         <w:t>6 The railway assistant</w:t>
@@ -1116,6 +1354,7 @@
       <w:bookmarkStart w:id="41" w:name="feature_41"/>
       <w:pPr>
         <w:pStyle w:val="Heading2"/>
+        <w:keepNext/>
       </w:pPr>
       <w:r>
         <w:t>A scripted railway teacher</w:t>
@@ -1145,6 +1384,7 @@
       <w:bookmarkStart w:id="42" w:name="feature_42"/>
       <w:pPr>
         <w:pStyle w:val="Heading2"/>
+        <w:keepNext/>
       </w:pPr>
       <w:r>
         <w:t>What she does not do</w:t>
@@ -1174,6 +1414,7 @@
       <w:bookmarkStart w:id="43" w:name="feature_43"/>
       <w:pPr>
         <w:pStyle w:val="Heading2"/>
+        <w:keepNext/>
       </w:pPr>
       <w:r>
         <w:t>Proposed introduction and apparent takeover</w:t>
@@ -1203,6 +1444,7 @@
       <w:bookmarkStart w:id="44" w:name="feature_44"/>
       <w:pPr>
         <w:pStyle w:val="Heading2"/>
+        <w:keepNext/>
       </w:pPr>
       <w:r>
         <w:t>The original retro startup jingle</w:t>
@@ -1232,6 +1474,7 @@
       <w:bookmarkStart w:id="45" w:name="feature_45"/>
       <w:pPr>
         <w:pStyle w:val="Heading2"/>
+        <w:keepNext/>
       </w:pPr>
       <w:r>
         <w:t>Older FICSIT flavour and lore boundaries</w:t>
@@ -1261,6 +1504,7 @@
       <w:bookmarkStart w:id="46" w:name="feature_46"/>
       <w:pPr>
         <w:pStyle w:val="Heading2"/>
+        <w:keepNext/>
       </w:pPr>
       <w:r>
         <w:t>Livery comments and future character content</w:t>
@@ -1290,6 +1534,7 @@
       <w:bookmarkStart w:id="47" w:name="feature_47"/>
       <w:pPr>
         <w:pStyle w:val="Heading1"/>
+        <w:keepNext/>
       </w:pPr>
       <w:r>
         <w:t>7 The animated railway tutorial library</w:t>
@@ -1300,6 +1545,7 @@
       <w:bookmarkStart w:id="48" w:name="feature_48"/>
       <w:pPr>
         <w:pStyle w:val="Heading2"/>
+        <w:keepNext/>
       </w:pPr>
       <w:r>
         <w:t>An accessible optional reference system</w:t>
@@ -1329,6 +1575,7 @@
       <w:bookmarkStart w:id="49" w:name="feature_49"/>
       <w:pPr>
         <w:pStyle w:val="Heading2"/>
+        <w:keepNext/>
       </w:pPr>
       <w:r>
         <w:t>The miniature railway table</w:t>
@@ -1358,6 +1605,7 @@
       <w:bookmarkStart w:id="50" w:name="feature_50"/>
       <w:pPr>
         <w:pStyle w:val="Heading2"/>
+        <w:keepNext/>
       </w:pPr>
       <w:r>
         <w:t>Demonstrations pauses and captions</w:t>
@@ -1387,6 +1635,7 @@
       <w:bookmarkStart w:id="51" w:name="feature_51"/>
       <w:pPr>
         <w:pStyle w:val="Heading2"/>
+        <w:keepNext/>
       </w:pPr>
       <w:r>
         <w:t>Subjects and progressive unlocks</w:t>
@@ -1416,6 +1665,7 @@
       <w:bookmarkStart w:id="52" w:name="feature_52"/>
       <w:pPr>
         <w:pStyle w:val="Heading2"/>
+        <w:keepNext/>
       </w:pPr>
       <w:r>
         <w:t>Ponder inspiration and implementation limits</w:t>
@@ -1445,6 +1695,7 @@
       <w:bookmarkStart w:id="53" w:name="feature_53"/>
       <w:pPr>
         <w:pStyle w:val="Heading1"/>
+        <w:keepNext/>
       </w:pPr>
       <w:r>
         <w:t>8 Build menu and player experience</w:t>
@@ -1455,6 +1706,7 @@
       <w:bookmarkStart w:id="54" w:name="feature_54"/>
       <w:pPr>
         <w:pStyle w:val="Heading2"/>
+        <w:keepNext/>
       </w:pPr>
       <w:r>
         <w:t>A dedicated build category</w:t>
@@ -1484,6 +1736,7 @@
       <w:bookmarkStart w:id="55" w:name="feature_55"/>
       <w:pPr>
         <w:pStyle w:val="Heading2"/>
+        <w:keepNext/>
       </w:pPr>
       <w:r>
         <w:t>Core simplicity and useful information</w:t>
@@ -1513,6 +1766,7 @@
       <w:bookmarkStart w:id="56" w:name="feature_56"/>
       <w:pPr>
         <w:pStyle w:val="Heading2"/>
+        <w:keepNext/>
       </w:pPr>
       <w:r>
         <w:t>Descriptions and expansion browsing</w:t>
@@ -1542,6 +1796,7 @@
       <w:bookmarkStart w:id="57" w:name="feature_57"/>
       <w:pPr>
         <w:pStyle w:val="Heading1"/>
+        <w:keepNext/>
       </w:pPr>
       <w:r>
         <w:t>9 The monorail transition</w:t>
@@ -1552,6 +1807,7 @@
       <w:bookmarkStart w:id="58" w:name="feature_58"/>
       <w:pPr>
         <w:pStyle w:val="Heading2"/>
+        <w:keepNext/>
       </w:pPr>
       <w:r>
         <w:t>Why electric becomes the mature choice</w:t>
@@ -1581,6 +1837,7 @@
       <w:bookmarkStart w:id="59" w:name="feature_59"/>
       <w:pPr>
         <w:pStyle w:val="Heading2"/>
+        <w:keepNext/>
       </w:pPr>
       <w:r>
         <w:t>Physical incompatibility</w:t>
@@ -1610,6 +1867,7 @@
       <w:bookmarkStart w:id="60" w:name="feature_60"/>
       <w:pPr>
         <w:pStyle w:val="Heading2"/>
+        <w:keepNext/>
       </w:pPr>
       <w:r>
         <w:t>Route preserving replacement</w:t>
@@ -1639,6 +1897,7 @@
       <w:bookmarkStart w:id="61" w:name="feature_61"/>
       <w:pPr>
         <w:pStyle w:val="Heading2"/>
+        <w:keepNext/>
       </w:pPr>
       <w:r>
         <w:t>Stations signals and mixed networks</w:t>
@@ -1668,6 +1927,7 @@
       <w:bookmarkStart w:id="62" w:name="feature_62"/>
       <w:pPr>
         <w:pStyle w:val="Heading2"/>
+        <w:keepNext/>
       </w:pPr>
       <w:r>
         <w:t>Conversion safeguards</w:t>
@@ -1689,6 +1949,7 @@
       <w:bookmarkStart w:id="63" w:name="feature_63"/>
       <w:pPr>
         <w:pStyle w:val="Heading1"/>
+        <w:keepNext/>
         <w:pageBreakBefore/>
       </w:pPr>
       <w:r>
@@ -1700,6 +1961,7 @@
       <w:bookmarkStart w:id="64" w:name="feature_64"/>
       <w:pPr>
         <w:pStyle w:val="Heading2"/>
+        <w:keepNext/>
       </w:pPr>
       <w:r>
         <w:t>Proposed post Core and post 1 point 0 direction</w:t>
@@ -1729,6 +1991,7 @@
       <w:bookmarkStart w:id="65" w:name="feature_65"/>
       <w:pPr>
         <w:pStyle w:val="Heading2"/>
+        <w:keepNext/>
       </w:pPr>
       <w:r>
         <w:t>Regional packs and pricing direction</w:t>
@@ -1758,6 +2021,7 @@
       <w:bookmarkStart w:id="66" w:name="feature_66"/>
       <w:pPr>
         <w:pStyle w:val="Heading2"/>
+        <w:keepNext/>
       </w:pPr>
       <w:r>
         <w:t>Updates for existing owners</w:t>
@@ -1787,6 +2051,7 @@
       <w:bookmarkStart w:id="67" w:name="feature_67"/>
       <w:pPr>
         <w:pStyle w:val="Heading2"/>
+        <w:keepNext/>
       </w:pPr>
       <w:r>
         <w:t>Dependency compatibility and scope boundaries</w:t>
@@ -1813,9 +2078,33 @@
       </w:r>
     </w:p>
     <w:p>
+      <w:pPr>
+        <w:pStyle w:val="Heading2"/>
+        <w:keepNext/>
+      </w:pPr>
+      <w:r>
+        <w:t>Expansion ownership and progression</w:t>
+      </w:r>
+    </w:p>
+    <w:p>
+      <w:pPr>
+        <w:keepLines/>
+      </w:pPr>
+      <w:r>
+        <w:t>Agreed owning a pack does not immediately grant advanced/endgame steam content. Expansion locomotives and infrastructure progress alongside Core: early/small engines unlock around comparable Core stages, and more capable machines/infrastructure around Heavy Steam or later. Those are progression relationships, not selected tier numbers, recipes or completed unlocks.</w:t>
+      </w:r>
+    </w:p>
+    <w:p>
+      <w:pPr/>
+      <w:r>
+        <w:t>Proposed implementation preference is to use existing Early Locomotion milestones where practical. If that proves technically awkward, parallel/additional clearly labelled expansion milestones are the fallback direction. Exact milestone integration/API and individual unlock stages remain OQ20 and require verification. Expansion breadth does not bypass the factory’s technological development.</w:t>
+      </w:r>
+    </w:p>
+    <w:p>
       <w:bookmarkStart w:id="68" w:name="feature_68"/>
       <w:pPr>
         <w:pStyle w:val="Heading1"/>
+        <w:keepNext/>
       </w:pPr>
       <w:r>
         <w:t>11 The expanded locomotive catalogue</w:t>
@@ -1826,6 +2115,7 @@
       <w:bookmarkStart w:id="69" w:name="feature_69"/>
       <w:pPr>
         <w:pStyle w:val="Heading2"/>
+        <w:keepNext/>
       </w:pPr>
       <w:r>
         <w:t>Operational roles rather than a bigger size ladder</w:t>
@@ -1855,6 +2145,7 @@
       <w:bookmarkStart w:id="70" w:name="feature_70"/>
       <w:pPr>
         <w:pStyle w:val="Heading2"/>
+        <w:keepNext/>
       </w:pPr>
       <w:r>
         <w:t>Candidate roles and their limits</w:t>
@@ -1884,6 +2175,7 @@
       <w:bookmarkStart w:id="71" w:name="feature_71"/>
       <w:pPr>
         <w:pStyle w:val="Heading2"/>
+        <w:keepNext/>
       </w:pPr>
       <w:r>
         <w:t>Historical passenger machines</w:t>
@@ -1913,6 +2205,7 @@
       <w:bookmarkStart w:id="72" w:name="feature_72"/>
       <w:pPr>
         <w:pStyle w:val="Heading2"/>
+        <w:keepNext/>
       </w:pPr>
       <w:r>
         <w:t>Variety with a deliberate cap</w:t>
@@ -1942,6 +2235,7 @@
       <w:bookmarkStart w:id="73" w:name="feature_73"/>
       <w:pPr>
         <w:pStyle w:val="Heading2"/>
+        <w:keepNext/>
       </w:pPr>
       <w:r>
         <w:t>Individual performance traits</w:t>
@@ -1968,9 +2262,33 @@
       </w:r>
     </w:p>
     <w:p>
+      <w:pPr>
+        <w:pStyle w:val="Heading2"/>
+        <w:keepNext/>
+      </w:pPr>
+      <w:r>
+        <w:t>Useful regional rosters need not be symmetrical</w:t>
+      </w:r>
+    </w:p>
+    <w:p>
+      <w:pPr>
+        <w:keepLines/>
+      </w:pPr>
+      <w:r>
+        <w:t>Agreed each regional expansion reflects plausible, useful machines from its railway tradition. Equal numbers of shunters, Mixed Traffic or Heavy Freight machines, identical role counts and artificial class-to-class equivalents are not required merely to make regional switching convenient. A valid correspondence may exist; the approved retained-identity fallback handles its absence without forcing a duplicate roster structure.</w:t>
+      </w:r>
+    </w:p>
+    <w:p>
+      <w:pPr/>
+      <w:r>
+        <w:t>Final class choices, counts and role names remain future research/design work under OQ20. The earlier large roster examples remain aspirations rather than new commitments.</w:t>
+      </w:r>
+    </w:p>
+    <w:p>
       <w:bookmarkStart w:id="74" w:name="feature_74"/>
       <w:pPr>
         <w:pStyle w:val="Heading1"/>
+        <w:keepNext/>
       </w:pPr>
       <w:r>
         <w:t>12 Historical content</w:t>
@@ -1981,6 +2299,7 @@
       <w:bookmarkStart w:id="75" w:name="feature_75"/>
       <w:pPr>
         <w:pStyle w:val="Heading2"/>
+        <w:keepNext/>
       </w:pPr>
       <w:r>
         <w:t>Two kinds of information on each card</w:t>
@@ -2010,6 +2329,7 @@
       <w:bookmarkStart w:id="76" w:name="feature_76"/>
       <w:pPr>
         <w:pStyle w:val="Heading2"/>
+        <w:keepNext/>
       </w:pPr>
       <w:r>
         <w:t>Golden Era and historical operators</w:t>
@@ -2039,6 +2359,7 @@
       <w:bookmarkStart w:id="77" w:name="feature_77"/>
       <w:pPr>
         <w:pStyle w:val="Heading2"/>
+        <w:keepNext/>
       </w:pPr>
       <w:r>
         <w:t>Historical knowledge and gameplay adaptation</w:t>
@@ -2065,38 +2386,112 @@
       </w:r>
     </w:p>
     <w:p>
-      <w:bookmarkStart w:id="78" w:name="feature_78"/>
       <w:pPr>
         <w:pStyle w:val="Heading2"/>
-      </w:pPr>
-      <w:r>
-        <w:t>Famous and cameo locomotives</w:t>
-      </w:r>
-      <w:bookmarkEnd w:id="78"/>
+        <w:keepNext/>
+      </w:pPr>
+      <w:r>
+        <w:t>VIP / Prestige rewards — Agreed framework</w:t>
+      </w:r>
     </w:p>
     <w:p>
       <w:pPr>
         <w:keepLines/>
       </w:pPr>
       <w:r>
-        <w:rPr>
-          <w:b w:val="0"/>
-        </w:rPr>
-        <w:t>Proposed famous engines may appear as enthusiast/prestige/cameo additions or AWESOME Shop-style unlocks within an owned pack where appropriate. Flying Scotsman and Mallard are examples only. No cameo roster, unlock or licensing arrangement is approved.</w:t>
-      </w:r>
-    </w:p>
-    <w:p>
-      <w:r>
-        <w:rPr>
-          <w:b w:val="0"/>
-        </w:rPr>
-        <w:t>Names, trademarks, liveries and other rights require verification before commercial release. OQ25 retains roster and relevant licensing. Familiarity with an engine does not establish permission to sell a representation, and this catalogue does not make a legal finding.</w:t>
+        <w:t>VIP / Prestige locomotives are extremely expensive enthusiast/show-off rewards for display, collection, screenshots and bragging rights, analogous in spirit to Golden Nut / Golden FICSIT Cup prestige rewards. They are not superior logistics upgrades. Exact prices remain OQ25.</w:t>
+      </w:r>
+    </w:p>
+    <w:p>
+      <w:pPr>
+        <w:pStyle w:val="Heading3"/>
+        <w:keepNext/>
+      </w:pPr>
+      <w:r>
+        <w:t>Expansion VIPs: famous individuals, limited freight utility</w:t>
+      </w:r>
+    </w:p>
+    <w:p>
+      <w:pPr>
+        <w:keepLines/>
+      </w:pPr>
+      <w:r>
+        <w:t>Expansion VIPs represent specific famous historical machines with fixed historical identity, name and number, no procedural fleet number, one-per-world/save where appropriate, and extremely expensive prestige/AWESOME-style unlocks. Practical freight utility is deliberately poor; high speed must not make them logistics-meta. Mallard and Flying Scotsman remain examples only, not an approved roster. Name/trademark/livery licensing review remains required.</w:t>
+      </w:r>
+    </w:p>
+    <w:p>
+      <w:pPr>
+        <w:pStyle w:val="Heading3"/>
+        <w:keepNext/>
+      </w:pPr>
+      <w:r>
+        <w:t>Core VIPs: special individuals from familiar classes</w:t>
+      </w:r>
+    </w:p>
+    <w:p>
+      <w:pPr>
+        <w:keepLines/>
+      </w:pPr>
+      <w:r>
+        <w:t>Core prestige normally selects a special historical individual from an existing Core locomotive class rather than an unrelated celebrity engine, keeping it understandable to non-enthusiasts. It has fixed identity/name/number, special livery/presentation, prestige treatment and one-per-world where appropriate. If 9F remains British Large/Core, Evening Star is an example only; it is not approved here.</w:t>
+      </w:r>
+    </w:p>
+    <w:p>
+      <w:pPr>
+        <w:pStyle w:val="Heading3"/>
+        <w:keepNext/>
+      </w:pPr>
+      <w:r>
+        <w:t>Fixed VIP identity and procedural-numbering exemption</w:t>
+      </w:r>
+    </w:p>
+    <w:p>
+      <w:pPr>
+        <w:keepLines/>
+      </w:pPr>
+      <w:r>
+        <w:t>Normal locomotives are generated, normally unnamed class members; VIPs are fixed historical individuals. VIPs ignore procedural numbering and retain fixed name, number and identity through rerolls, global numbering-mode changes, manual renumbering and procedural regional replacement.</w:t>
+      </w:r>
+    </w:p>
+    <w:p>
+      <w:pPr>
+        <w:pStyle w:val="Heading3"/>
+        <w:keepNext/>
+      </w:pPr>
+      <w:r>
+        <w:t>Prestige passenger stock — Proposed</w:t>
+      </w:r>
+    </w:p>
+    <w:p>
+      <w:pPr>
+        <w:keepLines/>
+      </w:pPr>
+      <w:r>
+        <w:t>Proposed: suitable prestige/historical passenger stock may accompany expansion VIPs for appearance, display and showpiece consists. Exact coach roster remains OQ25; this adds no normal passenger economy, and full passenger simulation is outside scope unless separately approved.</w:t>
+      </w:r>
+    </w:p>
+    <w:p>
+      <w:pPr>
+        <w:pStyle w:val="Heading3"/>
+        <w:keepNext/>
+      </w:pPr>
+      <w:r>
+        <w:t>Assistant VIP reactions — Proposed</w:t>
+      </w:r>
+    </w:p>
+    <w:p>
+      <w:pPr>
+        <w:keepLines/>
+      </w:pPr>
+      <w:r>
+        <w:t>Proposed flavour: the assistant may recognise VIPs and react enthusiastically to purchase or first placement, briefly losing professional composure. Avoid repeated lengthy dialogue on every placement. Exact dialogue remains future writing work.</w:t>
       </w:r>
     </w:p>
     <w:p>
       <w:bookmarkStart w:id="79" w:name="feature_79"/>
       <w:pPr>
         <w:pStyle w:val="Heading1"/>
+        <w:keepNext/>
       </w:pPr>
       <w:r>
         <w:t>13 Locomotive liveries</w:t>
@@ -2107,6 +2502,7 @@
       <w:bookmarkStart w:id="80" w:name="feature_80"/>
       <w:pPr>
         <w:pStyle w:val="Heading2"/>
+        <w:keepNext/>
       </w:pPr>
       <w:r>
         <w:t>Historical defaults and alternative presentation</w:t>
@@ -2136,6 +2532,7 @@
       <w:bookmarkStart w:id="81" w:name="feature_81"/>
       <w:pPr>
         <w:pStyle w:val="Heading2"/>
+        <w:keepNext/>
       </w:pPr>
       <w:r>
         <w:t>Selecting liveries</w:t>
@@ -2165,6 +2562,7 @@
       <w:bookmarkStart w:id="82" w:name="feature_82"/>
       <w:pPr>
         <w:pStyle w:val="Heading2"/>
+        <w:keepNext/>
       </w:pPr>
       <w:r>
         <w:t>Assistant reactions</w:t>
@@ -2194,6 +2592,7 @@
       <w:bookmarkStart w:id="83" w:name="feature_83"/>
       <w:pPr>
         <w:pStyle w:val="Heading1"/>
+        <w:keepNext/>
       </w:pPr>
       <w:r>
         <w:t>14 Advanced steam infrastructure</w:t>
@@ -2204,6 +2603,7 @@
       <w:bookmarkStart w:id="84" w:name="feature_84"/>
       <w:pPr>
         <w:pStyle w:val="Heading2"/>
+        <w:keepNext/>
       </w:pPr>
       <w:r>
         <w:t>Expansion only scope</w:t>
@@ -2233,6 +2633,7 @@
       <w:bookmarkStart w:id="85" w:name="feature_85"/>
       <w:pPr>
         <w:pStyle w:val="Heading2"/>
+        <w:keepNext/>
       </w:pPr>
       <w:r>
         <w:t>Larger terminals and higher capacity servicing</w:t>
@@ -2262,6 +2663,7 @@
       <w:bookmarkStart w:id="86" w:name="feature_86"/>
       <w:pPr>
         <w:pStyle w:val="Heading2"/>
+        <w:keepNext/>
       </w:pPr>
       <w:r>
         <w:t>Regional advanced presentation</w:t>
@@ -2291,6 +2693,7 @@
       <w:bookmarkStart w:id="87" w:name="feature_87"/>
       <w:pPr>
         <w:pStyle w:val="Heading2"/>
+        <w:keepNext/>
       </w:pPr>
       <w:r>
         <w:t>Preserving electric superiority</w:t>
@@ -2320,6 +2723,7 @@
       <w:bookmarkStart w:id="88" w:name="feature_88"/>
       <w:pPr>
         <w:pStyle w:val="Heading1"/>
+        <w:keepNext/>
       </w:pPr>
       <w:r>
         <w:t>15 Advanced manual steam driving</w:t>
@@ -2330,6 +2734,7 @@
       <w:bookmarkStart w:id="89" w:name="feature_89"/>
       <w:pPr>
         <w:pStyle w:val="Heading2"/>
+        <w:keepNext/>
       </w:pPr>
       <w:r>
         <w:t>Optional controls with Simple as the default</w:t>
@@ -2356,151 +2761,130 @@
       </w:r>
     </w:p>
     <w:p>
-      <w:bookmarkStart w:id="90" w:name="feature_90"/>
       <w:pPr>
         <w:pStyle w:val="Heading2"/>
-      </w:pPr>
-      <w:r>
-        <w:t>A conceptual steam management loop</w:t>
-      </w:r>
-      <w:bookmarkEnd w:id="90"/>
+        <w:keepNext/>
+      </w:pPr>
+      <w:r>
+        <w:t>Meaningful operation, limited scope — Agreed</w:t>
+      </w:r>
     </w:p>
     <w:p>
       <w:pPr>
         <w:keepLines/>
       </w:pPr>
       <w:r>
-        <w:rPr>
-          <w:b w:val="0"/>
-        </w:rPr>
-        <w:t>Proposed exploration links fire/heat/water, steam/pressure, regulator consumption and cutoff tradeoffs, with the driver anticipating gradients and heavy starts. This is a conceptual direction, not final physics. It does not select thermodynamic equations, update rates or a literal engineering simulation.</w:t>
-      </w:r>
-    </w:p>
-    <w:p>
-      <w:r>
-        <w:rPr>
-          <w:b w:val="0"/>
-        </w:rPr>
-        <w:t>The feature is meant to explore more engaged steam operation on the shared foundation used by Core and expansions. Detailed controls and their consequences remain OQ24, including whether some proposed elements belong in the final mode at all.</w:t>
-      </w:r>
-    </w:p>
-    <w:p>
-      <w:bookmarkStart w:id="91" w:name="feature_91"/>
+        <w:t>Advanced should let the player meaningfully operate a steam locomotive without becoming a professional engineering qualification. The primary managed systems are coal/firebox management, regulator/throttle and reverser/cutoff. Braking remains part of driving where required. This is an approved scope refinement of the older broader exploratory loop, not a verified simulation or finished cab interface.</w:t>
+      </w:r>
+    </w:p>
+    <w:p>
+      <w:pPr/>
+      <w:r>
+        <w:t>Manual injectors, detailed boiler-water management, blower/damper simulation, dozens of individual valves and engineering-procedure simulation are not current required features. Steam and Steel may later be researched as a conceptual interaction reference only; its formulas must not be copied without verification and design review.</w:t>
+      </w:r>
+    </w:p>
+    <w:p>
       <w:pPr>
         <w:pStyle w:val="Heading3"/>
-      </w:pPr>
-      <w:r>
-        <w:t>Regulator and reverser</w:t>
-      </w:r>
-      <w:bookmarkEnd w:id="91"/>
+        <w:keepNext/>
+      </w:pPr>
+      <w:r>
+        <w:t>Regulator and reverser/cutoff</w:t>
+      </w:r>
     </w:p>
     <w:p>
       <w:pPr>
         <w:keepLines/>
       </w:pPr>
       <w:r>
-        <w:rPr>
-          <w:b w:val="0"/>
-        </w:rPr>
-        <w:t>Regulator/throttle and reverser/cutoff are Proposed controls. The conceptual loop connects regulator demand and cutoff choices with available steam and anticipated work. Exact reverser modelling, response curves, operating procedure and performance tradeoffs remain open; no numerical optimum or mandatory driving routine is prescribed here.</w:t>
-      </w:r>
-    </w:p>
-    <w:p>
-      <w:bookmarkStart w:id="92" w:name="feature_92"/>
+        <w:t>These are Agreed primary controls. The player chooses power demand and cutoff rather than only giving movement intent. The exact response curves, steam consumption, reverser behaviour and wheel-slip model remain OQ24. The mode gives room to anticipate the work ahead without prescribing an unverified numerical optimum or professional driving procedure.</w:t>
+      </w:r>
+    </w:p>
+    <w:p>
       <w:pPr>
         <w:pStyle w:val="Heading3"/>
-      </w:pPr>
-      <w:r>
-        <w:t>Firebox pressure and boiler water</w:t>
-      </w:r>
-      <w:bookmarkEnd w:id="92"/>
+        <w:keepNext/>
+      </w:pPr>
+      <w:r>
+        <w:t>Coal/firebox and available steam</w:t>
+      </w:r>
     </w:p>
     <w:p>
       <w:pPr>
         <w:keepLines/>
       </w:pPr>
       <w:r>
-        <w:rPr>
-          <w:b w:val="0"/>
-        </w:rPr>
-        <w:t>Firing/firebox and steam pressure are Proposed areas of interaction. Boiler water and injectors are possible additional depth, not approved final requirements. Firing detail, water management, pressure limits and how they affect the train remain open. The conceptual relationship between heat, water and steam preserves the ambition without implying a finished simulation.</w:t>
-      </w:r>
-    </w:p>
-    <w:p>
-      <w:bookmarkStart w:id="93" w:name="feature_93"/>
+        <w:t>Managing fire/steam is part of the Agreed scope. A weak fire or insufficient steam pressure naturally reduces available performance. That relationship does not approve detailed thermodynamics or manual water/injector controls. Firing/pressure formulas and limits still need design and runtime validation.</w:t>
+      </w:r>
+    </w:p>
+    <w:p>
       <w:pPr>
         <w:pStyle w:val="Heading3"/>
-      </w:pPr>
-      <w:r>
-        <w:t>Brakes and adverse outcomes</w:t>
-      </w:r>
-      <w:bookmarkEnd w:id="93"/>
+        <w:keepNext/>
+      </w:pPr>
+      <w:r>
+        <w:t>Braking and natural consequences</w:t>
+      </w:r>
     </w:p>
     <w:p>
       <w:pPr>
         <w:keepLines/>
       </w:pPr>
       <w:r>
-        <w:rPr>
-          <w:b w:val="0"/>
-        </w:rPr>
-        <w:t>Locomotive brake interaction is Proposed in the advanced-control exploration. Exact braking controls, failures, stalls and performance penalties remain OQ24. Catastrophic boiler explosions or damage are not an approved requirement. The document does not fill that gap with spectacular consequences merely because the subject is steam pressure.</w:t>
-      </w:r>
-    </w:p>
-    <w:p>
-      <w:bookmarkStart w:id="94" w:name="feature_94"/>
+        <w:t>Braking remains part of driving as required. Unsuitable regulator/reverser operation produces poor effective hauling; excessive power/cutoff combinations may cause wheel slip. Low pressure or weak steam management reduces power/performance. These are natural locomotive consequences, not arbitrary punishment imposed simply to increase difficulty.</w:t>
+      </w:r>
+    </w:p>
+    <w:p>
+      <w:pPr/>
+      <w:r>
+        <w:t>Boiler explosions, permanent boiler damage, locomotive destruction and catastrophic punishment are not required. Exact formulas, slip, stalls and braking interaction remain open. Poor operation should be understandable through the engine’s performance rather than a fabricated disaster mechanic.</w:t>
+      </w:r>
+    </w:p>
+    <w:p>
       <w:pPr>
         <w:pStyle w:val="Heading2"/>
-      </w:pPr>
-      <w:r>
-        <w:t>The Simple automatic crew concept</w:t>
-      </w:r>
-      <w:bookmarkEnd w:id="94"/>
+        <w:keepNext/>
+      </w:pPr>
+      <w:r>
+        <w:t>Competent Simple, skilled Advanced — Agreed relationship</w:t>
+      </w:r>
     </w:p>
     <w:p>
       <w:pPr>
         <w:keepLines/>
       </w:pPr>
       <w:r>
-        <w:rPr>
-          <w:b w:val="0"/>
-        </w:rPr>
-        <w:t>Proposed/Open Simple may represent a competent automatic crew managing complex steam systems. This could let both modes share underlying behaviour while presenting different amounts of driver involvement. It is a concept, not an approved autopilot implementation or a new live-network management feature.</w:t>
-      </w:r>
-    </w:p>
-    <w:p>
-      <w:r>
-        <w:rPr>
-          <w:b w:val="0"/>
-        </w:rPr>
-        <w:t>Skilful Advanced operation might provide engagement and possibly modest efficiency/performance benefits. The exact relationship remains open, and Simple must not be deliberately bad to force the player into Advanced. Optional depth should preserve the usefulness of the normal controls.</w:t>
-      </w:r>
-    </w:p>
-    <w:p>
-      <w:bookmarkStart w:id="95" w:name="feature_95"/>
+        <w:t>Simple behaves like a competent automatic crew or automatic transmission. The player gives basic movement intent and the game handles detailed steam operation. This describes the driving experience, not live network management or a verified crew AI. Simple stays useful; it must not be deliberately crippled to make Advanced compulsory.</w:t>
+      </w:r>
+    </w:p>
+    <w:p>
+      <w:pPr/>
+      <w:r>
+        <w:t>Advanced is manual operation. A skilled player can prepare for gradients, hold power, trade efficiency for short-term output and manage the engine for an immediate need. It may offer a modest skill ceiling and potentially somewhat better useful performance. The exact amount and shape of that advantage remain OQ24, so no numerical bonus or guaranteed superiority is approved.</w:t>
+      </w:r>
+    </w:p>
+    <w:p>
       <w:pPr>
         <w:pStyle w:val="Heading2"/>
-      </w:pPr>
-      <w:r>
-        <w:t>The unresolved implementation boundary</w:t>
-      </w:r>
-      <w:bookmarkEnd w:id="95"/>
+        <w:keepNext/>
+      </w:pPr>
+      <w:r>
+        <w:t>Implementation remains unverified</w:t>
+      </w:r>
     </w:p>
     <w:p>
       <w:pPr>
         <w:keepLines/>
       </w:pPr>
       <w:r>
-        <w:rPr>
-          <w:b w:val="0"/>
-        </w:rPr>
-        <w:t>Agreed the common foundation should be expressive enough for both Core and expansions, extending it where practical instead of requiring an unnecessary separate physics engine. Exact inheritance, simulation depth, input, configuration and failure rules remain unresolved. No architecture choice is made by explaining the intended driving experience.</w:t>
+        <w:t>The common locomotive foundation should support both Core and expansions where practical. Inheritance, input, configuration, persistence, pressure/regulator/reverser formulas and wheel-slip behaviour still need verification. The narrower approved scope does not choose an architecture or change today’s runtime baseline checkpoint.</w:t>
       </w:r>
     </w:p>
     <w:p>
       <w:bookmarkStart w:id="96" w:name="feature_96"/>
       <w:pPr>
         <w:pStyle w:val="Heading1"/>
+        <w:keepNext/>
       </w:pPr>
       <w:r>
         <w:t>16 Late game steam</w:t>
@@ -2511,6 +2895,7 @@
       <w:bookmarkStart w:id="97" w:name="feature_97"/>
       <w:pPr>
         <w:pStyle w:val="Heading2"/>
+        <w:keepNext/>
       </w:pPr>
       <w:r>
         <w:t>Electric efficiency and steam scale</w:t>
@@ -2540,6 +2925,7 @@
       <w:bookmarkStart w:id="98" w:name="feature_98"/>
       <w:pPr>
         <w:pStyle w:val="Heading2"/>
+        <w:keepNext/>
       </w:pPr>
       <w:r>
         <w:t>Large networks with visible operating demands</w:t>
@@ -2569,6 +2955,7 @@
       <w:bookmarkStart w:id="99" w:name="feature_99"/>
       <w:pPr>
         <w:pStyle w:val="Heading2"/>
+        <w:keepNext/>
       </w:pPr>
       <w:r>
         <w:t>Core remains the priority</w:t>
@@ -2590,6 +2977,7 @@
       <w:bookmarkStart w:id="100" w:name="feature_100"/>
       <w:pPr>
         <w:pStyle w:val="Heading1"/>
+        <w:keepNext/>
       </w:pPr>
       <w:r>
         <w:t>17 Multiplayer and expansion compatibility</w:t>
@@ -2600,6 +2988,7 @@
       <w:bookmarkStart w:id="101" w:name="feature_101"/>
       <w:pPr>
         <w:pStyle w:val="Heading2"/>
+        <w:keepNext/>
       </w:pPr>
       <w:r>
         <w:t>Shared systems and coexisting regional packs</w:t>
@@ -2629,6 +3018,7 @@
       <w:bookmarkStart w:id="102" w:name="feature_102"/>
       <w:pPr>
         <w:pStyle w:val="Heading2"/>
+        <w:keepNext/>
       </w:pPr>
       <w:r>
         <w:t>The ownership goal</w:t>
@@ -2658,6 +3048,7 @@
       <w:bookmarkStart w:id="103" w:name="feature_103"/>
       <w:pPr>
         <w:pStyle w:val="Heading2"/>
+        <w:keepNext/>
       </w:pPr>
       <w:r>
         <w:t>Save compatibility and region changes</w:t>
@@ -2676,17 +3067,16 @@
       </w:r>
     </w:p>
     <w:p>
-      <w:r>
-        <w:rPr>
-          <w:b w:val="0"/>
-        </w:rPr>
-        <w:t>No conversion, retention, restriction or fallback rule is approved merely by stating that packs should coexist. Those unresolved cases need explicit decisions before implementation can claim a coherent result for every joining player or loaded save.</w:t>
+      <w:pPr/>
+      <w:r>
+        <w:t>The approved missing-counterpart rule retains an expansion locomotive’s current identity, presentation and number. Other correspondence, advanced-asset fallback and technical migration remain open. Pack coexistence alone does not settle multiplayer entitlement, save restoration or every client’s installed assets; no runtime solution is claimed.</w:t>
       </w:r>
     </w:p>
     <w:p>
       <w:bookmarkStart w:id="104" w:name="feature_104"/>
       <w:pPr>
         <w:pStyle w:val="Heading1"/>
+        <w:keepNext/>
       </w:pPr>
       <w:r>
         <w:t>18 Commercial and distribution questions</w:t>
@@ -2697,6 +3087,7 @@
       <w:bookmarkStart w:id="105" w:name="feature_105"/>
       <w:pPr>
         <w:pStyle w:val="Heading2"/>
+        <w:keepNext/>
       </w:pPr>
       <w:r>
         <w:t>Planning price and permission to distribute</w:t>
@@ -2726,6 +3117,7 @@
       <w:bookmarkStart w:id="106" w:name="feature_106"/>
       <w:pPr>
         <w:pStyle w:val="Heading2"/>
+        <w:keepNext/>
       </w:pPr>
       <w:r>
         <w:t>Storefront entitlement and update delivery</w:t>
@@ -2755,6 +3147,7 @@
       <w:bookmarkStart w:id="107" w:name="feature_107"/>
       <w:pPr>
         <w:pStyle w:val="Heading2"/>
+        <w:keepNext/>
       </w:pPr>
       <w:r>
         <w:t>Rights and future commitments</w:t>
@@ -2784,6 +3177,7 @@
       <w:bookmarkStart w:id="108" w:name="feature_108"/>
       <w:pPr>
         <w:pStyle w:val="Heading1"/>
+        <w:keepNext/>
       </w:pPr>
       <w:r>
         <w:t>19 Open design questions</w:t>
@@ -2794,6 +3188,7 @@
       <w:bookmarkStart w:id="109" w:name="feature_109"/>
       <w:pPr>
         <w:pStyle w:val="Heading2"/>
+        <w:keepNext/>
       </w:pPr>
       <w:r>
         <w:t>Core mechanics and progression</w:t>
@@ -2831,6 +3226,7 @@
       <w:bookmarkStart w:id="110" w:name="feature_110"/>
       <w:pPr>
         <w:pStyle w:val="Heading2"/>
+        <w:keepNext/>
       </w:pPr>
       <w:r>
         <w:t>Signalling and generated linkages</w:t>
@@ -2852,6 +3248,7 @@
       <w:bookmarkStart w:id="111" w:name="feature_111"/>
       <w:pPr>
         <w:pStyle w:val="Heading2"/>
+        <w:keepNext/>
       </w:pPr>
       <w:r>
         <w:t>Regions and switching</w:t>
@@ -2870,17 +3267,16 @@
       </w:r>
     </w:p>
     <w:p>
-      <w:r>
-        <w:rPr>
-          <w:b w:val="0"/>
-        </w:rPr>
-        <w:t>OQ23 retains expansion-exclusive locomotive behaviour during world-region changes and advanced regional-asset fallback without matching owned assets. There is no selected transformation map, retention rule or restriction, including when several packs are owned.</w:t>
+      <w:pPr/>
+      <w:r>
+        <w:t>OQ23 retains valid owned correspondence, technical transformation/migration and advanced regional-asset fallback. The missing-counterpart locomotive outcome is now Agreed: retain existing region, presentation and number. OQ06 also retains controlling-locomotive determination and live wagon/cargo/mass migration; OQ27 covers replication/save/performance implications.</w:t>
       </w:r>
     </w:p>
     <w:p>
       <w:bookmarkStart w:id="112" w:name="feature_112"/>
       <w:pPr>
         <w:pStyle w:val="Heading2"/>
+        <w:keepNext/>
       </w:pPr>
       <w:r>
         <w:t>Assistant tutorials and build navigation</w:t>
@@ -2910,6 +3306,7 @@
       <w:bookmarkStart w:id="113" w:name="feature_113"/>
       <w:pPr>
         <w:pStyle w:val="Heading2"/>
+        <w:keepNext/>
       </w:pPr>
       <w:r>
         <w:t>Expansion breadth and advanced infrastructure</w:t>
@@ -2921,16 +3318,14 @@
         <w:keepLines/>
       </w:pPr>
       <w:r>
-        <w:rPr>
-          <w:b w:val="0"/>
-        </w:rPr>
-        <w:t>OQ20 retains pack names, release/update roster, strategy, total cap and role-category names. OQ21 retains Golden Era chronology and regional/operator coverage. OQ22 retains the advanced-infrastructure catalogue, capacity/territory/interlocking limits and balance against electric superiority. Suggested fleet counts and building types remain ambitions, not committed scope.</w:t>
+        <w:t>OQ20 retains pack names, release/update roster, strategy, total cap, role-category names, unlock stages and milestone integration/API. Expansion progression alongside Core is Agreed; integration into existing milestones is Proposed, with additional labelled milestones as fallback. Regional rosters need no equal role counts or forced equivalents. OQ21 retains chronology/coverage; OQ22 retains advanced infrastructure capabilities and balance. Suggested counts/buildings remain ambitions.</w:t>
       </w:r>
     </w:p>
     <w:p>
       <w:bookmarkStart w:id="114" w:name="feature_114"/>
       <w:pPr>
         <w:pStyle w:val="Heading2"/>
+        <w:keepNext/>
       </w:pPr>
       <w:r>
         <w:t>Advanced driving liveries and licensing</w:t>
@@ -2942,24 +3337,20 @@
         <w:keepLines/>
       </w:pPr>
       <w:r>
-        <w:rPr>
-          <w:b w:val="0"/>
-        </w:rPr>
-        <w:t>OQ24 retains simulation depth, firing, pressure, reverser, boiler water/injectors, failures/stalls and Simple-versus-Advanced performance. The conceptual steam loop is not final physics. Configuration/input also need verification.</w:t>
-      </w:r>
-    </w:p>
-    <w:p>
-      <w:r>
-        <w:rPr>
-          <w:b w:val="0"/>
-        </w:rPr>
-        <w:t>OQ25 retains exact livery integration, Customizer/AWESOME support, cameo roster and name/trademark/livery licensing. Historical presentation is an Agreed principle; the actual rights, unlocks and asset set are unresolved.</w:t>
+        <w:t>OQ24 retains firebox/pressure/regulator/reverser formulas, wheel slip, natural performance consequences and the amount/shape of a potential modest Advanced advantage. Firebox, regulator and reverser/cutoff are primary Agreed systems; detailed water/injector/blower/damper/valve simulation and catastrophic damage are not required. Configuration/input need verification; Simple is competent automatic operation.</w:t>
+      </w:r>
+    </w:p>
+    <w:p>
+      <w:pPr/>
+      <w:r>
+        <w:t>OQ25 retains livery integration, Customizer/AWESOME support, Core/expansion VIP roster/prices, one-per-world applicability, prestige coach roster/dialogue and licensing. The prestige framework is Agreed; Mallard, Flying Scotsman and Evening Star are examples only. Passenger stock and assistant VIP reactions remain Proposed; no passenger economy is added.</w:t>
       </w:r>
     </w:p>
     <w:p>
       <w:bookmarkStart w:id="115" w:name="feature_115"/>
       <w:pPr>
         <w:pStyle w:val="Heading2"/>
+        <w:keepNext/>
       </w:pPr>
       <w:r>
         <w:t>Commercial and multiplayer delivery</w:t>
@@ -2978,9 +3369,39 @@
       </w:r>
     </w:p>
     <w:p>
+      <w:pPr>
+        <w:pStyle w:val="Heading2"/>
+        <w:keepNext/>
+      </w:pPr>
+      <w:r>
+        <w:t>Identity numbering and fleet UI</w:t>
+      </w:r>
+    </w:p>
+    <w:p>
+      <w:pPr>
+        <w:keepLines/>
+      </w:pPr>
+      <w:r>
+        <w:t>OQ28 retains placement hooks, hidden Fleet Identity storage/persistence, regional mapping restoration, deletion lifecycle and replication. No external database or API has been selected. The visible number is not the permanent technical identity.</w:t>
+      </w:r>
+    </w:p>
+    <w:p>
+      <w:pPr/>
+      <w:r>
+        <w:t>OQ29 retains independently verified regional/class/operator datasets and algorithms, collision domain, construction-order relevance, mode conversion, controlled/player-controlled portions, manual-value validity and overflow format. Historical plausibility is Agreed; exact data is not. Screenshots do not substitute for independent verification and playtime is not a historical calendar.</w:t>
+      </w:r>
+    </w:p>
+    <w:p>
+      <w:pPr/>
+      <w:r>
+        <w:t>OQ30 retains the cheap renumber-unlock price, shop/editing integration, duplicate validation, UI number placement and class/number fleet search. Map prominence/dulling and list filtering are Agreed desired behaviour; technical APIs and final UI remain unverified. Build-card numbering notes remain Proposed.</w:t>
+      </w:r>
+    </w:p>
+    <w:p>
       <w:bookmarkStart w:id="116" w:name="feature_116"/>
       <w:pPr>
         <w:pStyle w:val="Heading2"/>
+        <w:keepNext/>
       </w:pPr>
       <w:r>
         <w:t>Keeping this catalogue aligned</w:t>
@@ -3021,7 +3442,7 @@
       <w:rPr>
         <w:sz w:val="18"/>
       </w:rPr>
-      <w:t xml:space="preserve">Derived design reference  •  1 October 2026  •  </w:t>
+      <w:t xml:space="preserve">Derived design reference  •  2 October 2026  •  </w:t>
     </w:r>
     <w:fldSimple w:instr="PAGE"/>
   </w:p>

--- a/Design/Early Locomotion Feature Catalogue.docx
+++ b/Design/Early Locomotion Feature Catalogue.docx
@@ -29,7 +29,7 @@
     <w:p>
       <w:pPr/>
       <w:r>
-        <w:t>Derived from the current local project files on 2 October 2026</w:t>
+        <w:t>Derived from the current local project files on 3 October 2026</w:t>
       </w:r>
     </w:p>
     <w:p>
@@ -2985,6 +2985,20 @@
       <w:bookmarkEnd w:id="100"/>
     </w:p>
     <w:p>
+      <w:pPr>
+        <w:pStyle w:val="Heading2"/>
+      </w:pPr>
+      <w:r>
+        <w:t>Core release scope</w:t>
+      </w:r>
+    </w:p>
+    <w:p>
+      <w:pPr/>
+      <w:r>
+        <w:t>Agreed: Core 1.0 / the first public release prioritises a complete, robust singleplayer experience. Multiplayer support is deferred to a post-release update and is not a Core release requirement or blocker. Listen-server, dedicated-server, client replication and multiplayer-specific UI/presentation validation are deferred. Agreed: singleplayer persistence and save/load correctness remain Core requirements. Multiplayer replication and multiplayer save/session semantics are separate, deferred post-release questions; their technical answers remain Open Question.</w:t>
+      </w:r>
+    </w:p>
+    <w:p>
       <w:bookmarkStart w:id="101" w:name="feature_101"/>
       <w:pPr>
         <w:pStyle w:val="Heading2"/>
@@ -3219,7 +3233,7 @@
         <w:rPr>
           <w:b w:val="0"/>
         </w:rPr>
-        <w:t>OQ12 retains conversion geometry and replacement, occupied lines, cost, timetable/name preservation and recovery safeguards. OQ13 separates Core/later non-expansion scope, including interchange possibilities, from expansion-only advanced infrastructure. OQ14 retains implementation validation, multiplayer/save architecture, performance and build testing; current verified environment facts belong in TECHNICAL_ENVIRONMENT rather than becoming new feature decisions here.</w:t>
+        <w:t>OQ12 retains conversion geometry and replacement, occupied lines, cost, timetable/name preservation and recovery safeguards. OQ13 separates Core/later non-expansion scope, including interchange possibilities, from expansion-only advanced infrastructure. OQ14 retains singleplayer architecture, persistence/save-load, performance and release validation; multiplayer technical architecture and validation are deferred post-release; current verified environment facts belong in TECHNICAL_ENVIRONMENT rather than becoming new feature decisions here.</w:t>
       </w:r>
     </w:p>
     <w:p>
@@ -3365,7 +3379,7 @@
         <w:rPr>
           <w:b w:val="0"/>
         </w:rPr>
-        <w:t>OQ26 retains exact pack/early-access pricing, storefront/distribution, permissions, redistribution, update/dependency delivery and licensing. OQ27 retains client installation/assets/mod loading, server dependencies, entitlement, saves, differing pack availability and feasibility of joining without another purchase. No paid-distribution or server-side DLC mechanism is settled.</w:t>
+        <w:t>OQ26 retains exact pack/early-access pricing, storefront/distribution, permissions, redistribution, update/dependency delivery and licensing. OQ27 retains client installation/assets/mod loading, server dependencies, entitlement, saves, differing pack availability and feasibility of joining without another purchase. No paid-distribution or server-side DLC mechanism is settled. Multiplayer-specific implementation/validation is post-release; timing is decided, technical mechanisms remain open.</w:t>
       </w:r>
     </w:p>
     <w:p>
@@ -3442,7 +3456,7 @@
       <w:rPr>
         <w:sz w:val="18"/>
       </w:rPr>
-      <w:t xml:space="preserve">Derived design reference  •  2 October 2026  •  </w:t>
+      <w:t xml:space="preserve">Derived design reference  •  3 October 2026  •  </w:t>
     </w:r>
     <w:fldSimple w:instr="PAGE"/>
   </w:p>
